--- a/SISPAD_abstract.docx
+++ b/SISPAD_abstract.docx
@@ -5,25 +5,21 @@
     <w:p>
       <w:pPr>
         <w:pStyle w:val="papertitle"/>
-        <w:spacing w:before="5pt" w:beforeAutospacing="1" w:after="5pt" w:afterAutospacing="1"/>
+        <w:spacing w:after="3pt"/>
+      </w:pPr>
+      <w:r>
         <w:rPr>
-          <w:kern w:val="48"/>
-          <w:lang w:eastAsia="ja-JP"/>
+          <w:b/>
+          <w:sz w:val="36"/>
+          <w:szCs w:val="36"/>
         </w:rPr>
-      </w:pPr>
-      <w:r>
         <w:t>PhysAgent: Physics-Informed SDevice Code Generation via Ontology-Guided LLM</w:t>
       </w:r>
     </w:p>
     <w:p>
       <w:pPr>
         <w:pStyle w:val="Author"/>
-        <w:spacing w:before="5pt" w:beforeAutospacing="1" w:after="5pt" w:afterAutospacing="1" w:line="6pt" w:lineRule="auto"/>
-        <w:jc w:val="both"/>
-        <w:rPr>
-          <w:sz w:val="16"/>
-          <w:szCs w:val="16"/>
-        </w:rPr>
+        <w:spacing w:before="0pt" w:after="0pt"/>
         <w:sectPr>
           <w:headerReference w:type="default" r:id="rId8"/>
           <w:footerReference w:type="default" r:id="rId9"/>
@@ -40,18 +36,32 @@
     <w:p>
       <w:pPr>
         <w:pStyle w:val="Author"/>
-        <w:spacing w:before="5pt" w:beforeAutospacing="1"/>
+        <w:spacing w:before="5pt" w:after="0pt"/>
+      </w:pPr>
+      <w:r>
         <w:rPr>
           <w:sz w:val="18"/>
           <w:szCs w:val="18"/>
         </w:rPr>
-      </w:pPr>
+        <w:t xml:space="preserve">Shinbin Kim*</w:t>
+      </w:r>
       <w:r>
         <w:rPr>
           <w:sz w:val="18"/>
           <w:szCs w:val="18"/>
+          <w:i/>
         </w:rPr>
-        <w:t>Shinbin Kim</w:t>
+        <w:br/>
+        <w:t xml:space="preserve">Semicond. Eng. Dept.</w:t>
+      </w:r>
+      <w:r>
+        <w:rPr>
+          <w:sz w:val="18"/>
+          <w:szCs w:val="18"/>
+          <w:i/>
+        </w:rPr>
+        <w:br/>
+        <w:t xml:space="preserve">POSTECH</w:t>
       </w:r>
       <w:r>
         <w:rPr>
@@ -59,14 +69,7 @@
           <w:szCs w:val="18"/>
         </w:rPr>
         <w:br/>
-      </w:r>
-      <w:r>
-        <w:rPr>
-          <w:i/>
-          <w:sz w:val="18"/>
-          <w:szCs w:val="18"/>
-        </w:rPr>
-        <w:t>Semiconductor Engineering Department</w:t>
+        <w:t xml:space="preserve">Pohang, Rep. of Korea</w:t>
       </w:r>
       <w:r>
         <w:rPr>
@@ -74,14 +77,35 @@
           <w:szCs w:val="18"/>
         </w:rPr>
         <w:br/>
+        <w:t xml:space="preserve">sinbin0701@postech.ac.kr</w:t>
+      </w:r>
+      <w:r>
+        <w:br w:type="column"/>
       </w:r>
       <w:r>
         <w:rPr>
-          <w:i/>
           <w:sz w:val="18"/>
           <w:szCs w:val="18"/>
         </w:rPr>
-        <w:t>POSTECH</w:t>
+        <w:t xml:space="preserve">Giung Kim*</w:t>
+      </w:r>
+      <w:r>
+        <w:rPr>
+          <w:sz w:val="18"/>
+          <w:szCs w:val="18"/>
+          <w:i/>
+        </w:rPr>
+        <w:br/>
+        <w:t xml:space="preserve">Semicond. Eng. Dept.</w:t>
+      </w:r>
+      <w:r>
+        <w:rPr>
+          <w:sz w:val="18"/>
+          <w:szCs w:val="18"/>
+          <w:i/>
+        </w:rPr>
+        <w:br/>
+        <w:t xml:space="preserve">POSTECH</w:t>
       </w:r>
       <w:r>
         <w:rPr>
@@ -89,7 +113,7 @@
           <w:szCs w:val="18"/>
         </w:rPr>
         <w:br/>
-        <w:t>Pohang, Republic of Korea</w:t>
+        <w:t xml:space="preserve">Pohang, Rep. of Korea</w:t>
       </w:r>
       <w:r>
         <w:rPr>
@@ -97,7 +121,35 @@
           <w:szCs w:val="18"/>
         </w:rPr>
         <w:br/>
-        <w:t>sinbin0701@postech.ac.kr</w:t>
+        <w:t xml:space="preserve">giung0408@postech.ac.kr</w:t>
+      </w:r>
+      <w:r>
+        <w:br w:type="column"/>
+      </w:r>
+      <w:r>
+        <w:rPr>
+          <w:sz w:val="18"/>
+          <w:szCs w:val="18"/>
+        </w:rPr>
+        <w:t xml:space="preserve">Dae-Hwan Kang†</w:t>
+      </w:r>
+      <w:r>
+        <w:rPr>
+          <w:sz w:val="18"/>
+          <w:szCs w:val="18"/>
+          <w:i/>
+        </w:rPr>
+        <w:br/>
+        <w:t xml:space="preserve">Semicond. Eng. Dept.</w:t>
+      </w:r>
+      <w:r>
+        <w:rPr>
+          <w:sz w:val="18"/>
+          <w:szCs w:val="18"/>
+          <w:i/>
+        </w:rPr>
+        <w:br/>
+        <w:t xml:space="preserve">POSTECH</w:t>
       </w:r>
       <w:r>
         <w:rPr>
@@ -105,6 +157,7 @@
           <w:szCs w:val="18"/>
         </w:rPr>
         <w:br/>
+        <w:t xml:space="preserve">Pohang, Rep. of Korea</w:t>
       </w:r>
       <w:r>
         <w:rPr>
@@ -112,13 +165,35 @@
           <w:szCs w:val="18"/>
         </w:rPr>
         <w:br/>
+        <w:t xml:space="preserve">daehwankang@postech.ac.kr</w:t>
+      </w:r>
+      <w:r>
+        <w:br w:type="column"/>
       </w:r>
       <w:r>
         <w:rPr>
           <w:sz w:val="18"/>
           <w:szCs w:val="18"/>
         </w:rPr>
-        <w:t>Giung Kim</w:t>
+        <w:t xml:space="preserve">Jiwon Lee†</w:t>
+      </w:r>
+      <w:r>
+        <w:rPr>
+          <w:sz w:val="18"/>
+          <w:szCs w:val="18"/>
+          <w:i/>
+        </w:rPr>
+        <w:br/>
+        <w:t xml:space="preserve">Semicond. Eng. Dept.</w:t>
+      </w:r>
+      <w:r>
+        <w:rPr>
+          <w:sz w:val="18"/>
+          <w:szCs w:val="18"/>
+          <w:i/>
+        </w:rPr>
+        <w:br/>
+        <w:t xml:space="preserve">POSTECH</w:t>
       </w:r>
       <w:r>
         <w:rPr>
@@ -126,14 +201,7 @@
           <w:szCs w:val="18"/>
         </w:rPr>
         <w:br/>
-      </w:r>
-      <w:r>
-        <w:rPr>
-          <w:i/>
-          <w:sz w:val="18"/>
-          <w:szCs w:val="18"/>
-        </w:rPr>
-        <w:t>Semiconductor Engineering Department</w:t>
+        <w:t xml:space="preserve">Pohang, Rep. of Korea</w:t>
       </w:r>
       <w:r>
         <w:rPr>
@@ -141,97 +209,7 @@
           <w:szCs w:val="18"/>
         </w:rPr>
         <w:br/>
-      </w:r>
-      <w:r>
-        <w:rPr>
-          <w:i/>
-          <w:sz w:val="18"/>
-          <w:szCs w:val="18"/>
-        </w:rPr>
-        <w:t>POSTECH</w:t>
-      </w:r>
-      <w:r>
-        <w:rPr>
-          <w:sz w:val="18"/>
-          <w:szCs w:val="18"/>
-        </w:rPr>
-        <w:br/>
-        <w:t>Pohang, Republic of Korea</w:t>
-      </w:r>
-      <w:r>
-        <w:rPr>
-          <w:sz w:val="18"/>
-          <w:szCs w:val="18"/>
-        </w:rPr>
-        <w:br/>
-        <w:t>giung0408@postech.ac.kr</w:t>
-      </w:r>
-      <w:r>
-        <w:rPr>
-          <w:sz w:val="18"/>
-          <w:szCs w:val="18"/>
-        </w:rPr>
-        <w:br/>
-      </w:r>
-      <w:r>
-        <w:rPr>
-          <w:sz w:val="18"/>
-          <w:szCs w:val="18"/>
-        </w:rPr>
-        <w:br/>
-      </w:r>
-      <w:r>
-        <w:rPr>
-          <w:sz w:val="18"/>
-          <w:szCs w:val="18"/>
-        </w:rPr>
-        <w:t>3rd Author Name</w:t>
-      </w:r>
-      <w:r>
-        <w:rPr>
-          <w:sz w:val="18"/>
-          <w:szCs w:val="18"/>
-        </w:rPr>
-        <w:br/>
-      </w:r>
-      <w:r>
-        <w:rPr>
-          <w:i/>
-          <w:sz w:val="18"/>
-          <w:szCs w:val="18"/>
-        </w:rPr>
-        <w:t>Department</w:t>
-      </w:r>
-      <w:r>
-        <w:rPr>
-          <w:sz w:val="18"/>
-          <w:szCs w:val="18"/>
-        </w:rPr>
-        <w:br/>
-      </w:r>
-      <w:r>
-        <w:rPr>
-          <w:i/>
-          <w:sz w:val="18"/>
-          <w:szCs w:val="18"/>
-        </w:rPr>
-        <w:t>Affiliation</w:t>
-      </w:r>
-      <w:r>
-        <w:rPr>
-          <w:sz w:val="18"/>
-          <w:szCs w:val="18"/>
-        </w:rPr>
-        <w:br/>
-        <w:t>City, Country</w:t>
-      </w:r>
-      <w:r>
-        <w:rPr>
-          <w:sz w:val="18"/>
-          <w:szCs w:val="18"/>
-        </w:rPr>
-        <w:br/>
-        <w:t>email@example.com</w:t>
+        <w:t xml:space="preserve">jiwonlee@postech.ac.kr</w:t>
       </w:r>
     </w:p>
     <w:p>
@@ -240,7 +218,7 @@
           <w:type w:val="continuous"/>
           <w:pgSz w:w="595.30pt" w:h="841.90pt" w:code="9"/>
           <w:pgMar w:top="22.50pt" w:right="44.65pt" w:bottom="72pt" w:left="44.65pt" w:header="36pt" w:footer="36pt" w:gutter="0pt"/>
-          <w:cols w:num="3" w:space="36pt"/>
+          <w:cols w:num="4" w:space="12pt"/>
           <w:docGrid w:linePitch="360"/>
         </w:sectPr>
       </w:pPr>
@@ -251,21 +229,18 @@
           <w:type w:val="continuous"/>
           <w:pgSz w:w="595.30pt" w:h="841.90pt" w:code="9"/>
           <w:pgMar w:top="22.50pt" w:right="44.65pt" w:bottom="72pt" w:left="44.65pt" w:header="36pt" w:footer="36pt" w:gutter="0pt"/>
-          <w:cols w:num="3" w:space="36pt"/>
+          <w:cols w:num="4" w:space="12pt"/>
           <w:docGrid w:linePitch="360"/>
         </w:sectPr>
       </w:pPr>
       <w:r>
-        <w:br w:type="column"/>
+        <w:br/>
       </w:r>
     </w:p>
     <w:p>
       <w:pPr>
         <w:pStyle w:val="Abstract"/>
-        <w:rPr>
-          <w:i/>
-          <w:iCs/>
-        </w:rPr>
+        <w:spacing w:after="3pt"/>
       </w:pPr>
       <w:r>
         <w:rPr>
@@ -274,12 +249,45 @@
         <w:t>Abstract</w:t>
       </w:r>
       <w:r>
-        <w:t>—As semiconductor scaling reaches its limits, TCAD simulation becomes essential for DTCO. However, the core challenge lies in configuring SDevice physics models and parameters, not in structure generation. We propose PhysAgent, which builds a Sentaurus TCAD guide-based ontology and integrates literature-driven domain knowledge to generate physically grounded SDevice files without relying on synthetic training data.</w:t>
+        <w:t xml:space="preserve">—As semiconductor scaling reaches its limits, TCAD simulation becomes essential for DTCO. However, the core challenge lies in configuring </w:t>
+      </w:r>
+      <w:proofErr w:type="spellStart"/>
+      <w:r>
+        <w:t>SDevice</w:t>
+      </w:r>
+      <w:proofErr w:type="spellEnd"/>
+      <w:r>
+        <w:t xml:space="preserve"> physics models and parameters, not in structure generation. We propose </w:t>
+      </w:r>
+      <w:proofErr w:type="spellStart"/>
+      <w:r>
+        <w:t>PhysAgent</w:t>
+      </w:r>
+      <w:proofErr w:type="spellEnd"/>
+      <w:r>
+        <w:t xml:space="preserve">, which builds a </w:t>
+      </w:r>
+      <w:proofErr w:type="spellStart"/>
+      <w:r>
+        <w:t>Sentaurus</w:t>
+      </w:r>
+      <w:proofErr w:type="spellEnd"/>
+      <w:r>
+        <w:t xml:space="preserve"> TCAD guide-based ontology and integrates literature-driven domain knowledge to generate physically grounded </w:t>
+      </w:r>
+      <w:proofErr w:type="spellStart"/>
+      <w:r>
+        <w:t>SDevice</w:t>
+      </w:r>
+      <w:proofErr w:type="spellEnd"/>
+      <w:r>
+        <w:t xml:space="preserve"> files without relying on synthetic training data.</w:t>
       </w:r>
     </w:p>
     <w:p>
       <w:pPr>
         <w:pStyle w:val="Keywords"/>
+        <w:spacing w:after="3pt"/>
       </w:pPr>
       <w:r>
         <w:t>Keywords—TCAD, ontology, physics-informed modeling, parameter file generation, domain knowledge, semiconductor materials</w:t>
@@ -298,7 +306,31 @@
         <w:pStyle w:val="a3"/>
       </w:pPr>
       <w:r>
-        <w:t>Recent studies have applied LLMs to automate TCAD code generation, primarily targeting SDE structure files. These approaches rely on supervised fine-tuning (SFT) with synthetic datasets constructed by varying numerical parameters in a small number of baseline scripts [3]–[6]. However, this limits generalization to unseen device architectures or materials. More critically, none adequately addresses physics model selection or parameter file generation for SDevice—the core of physically meaningful TCAD simulation. Even AgenticTCAD [6], which generates SDevice code, uses only 2–3 fixed physics configurations and omits parameter files entirely.</w:t>
+        <w:t xml:space="preserve">Recent studies have applied LLMs to automate TCAD code generation, primarily targeting SDE structure files. These approaches rely on supervised fine-tuning (SFT) with synthetic datasets constructed by varying numerical parameters in a small number of baseline scripts [3]–[6]. However, this limits generalization to unseen device architectures or materials. More critically, none adequately addresses physics model selection or parameter file generation for </w:t>
+      </w:r>
+      <w:proofErr w:type="spellStart"/>
+      <w:r>
+        <w:t>SDevice</w:t>
+      </w:r>
+      <w:proofErr w:type="spellEnd"/>
+      <w:r>
+        <w:t xml:space="preserve">—the core of physically meaningful TCAD simulation. Even </w:t>
+      </w:r>
+      <w:proofErr w:type="spellStart"/>
+      <w:r>
+        <w:t>AgenticTCAD</w:t>
+      </w:r>
+      <w:proofErr w:type="spellEnd"/>
+      <w:r>
+        <w:t xml:space="preserve"> [6], which generates </w:t>
+      </w:r>
+      <w:proofErr w:type="spellStart"/>
+      <w:r>
+        <w:t>SDevice</w:t>
+      </w:r>
+      <w:proofErr w:type="spellEnd"/>
+      <w:r>
+        <w:t xml:space="preserve"> code, uses only 2–3 fixed physics configurations and omits parameter files entirely.</w:t>
       </w:r>
     </w:p>
     <w:p>
@@ -306,7 +338,39 @@
         <w:pStyle w:val="a3"/>
       </w:pPr>
       <w:r>
-        <w:t>We propose PhysAgent, which constructs a Sentaurus TCAD guide-based ontology encoding physical models, equations, and their interdependencies, complemented by literature-driven material-specific knowledge. By providing this structured context to general-purpose LLMs, PhysAgent generates physically grounded SDevice files with explicit reasoning about model selection and parameter settings—without domain-specific fine-tuning.</w:t>
+        <w:t xml:space="preserve">We propose </w:t>
+      </w:r>
+      <w:proofErr w:type="spellStart"/>
+      <w:r>
+        <w:t>PhysAgent</w:t>
+      </w:r>
+      <w:proofErr w:type="spellEnd"/>
+      <w:r>
+        <w:t xml:space="preserve">, which constructs a </w:t>
+      </w:r>
+      <w:proofErr w:type="spellStart"/>
+      <w:r>
+        <w:t>Sentaurus</w:t>
+      </w:r>
+      <w:proofErr w:type="spellEnd"/>
+      <w:r>
+        <w:t xml:space="preserve"> TCAD guide-based ontology encoding physical models, equations, and their interdependencies, complemented by literature-driven material-specific knowledge. By providing this structured context to general-purpose LLMs, </w:t>
+      </w:r>
+      <w:proofErr w:type="spellStart"/>
+      <w:r>
+        <w:t>PhysAgent</w:t>
+      </w:r>
+      <w:proofErr w:type="spellEnd"/>
+      <w:r>
+        <w:t xml:space="preserve"> generates physically grounded </w:t>
+      </w:r>
+      <w:proofErr w:type="spellStart"/>
+      <w:r>
+        <w:t>SDevice</w:t>
+      </w:r>
+      <w:proofErr w:type="spellEnd"/>
+      <w:r>
+        <w:t xml:space="preserve"> files with explicit reasoning about model selection and parameter settings—without domain-specific fine-tuning.</w:t>
       </w:r>
     </w:p>
     <w:p>
@@ -322,7 +386,23 @@
         <w:pStyle w:val="a3"/>
       </w:pPr>
       <w:r>
-        <w:t>TCAD simulation consists of SDE for device geometry and SDevice for physics models and solver settings. While LLMs have been applied to SDE code generation through fine-tuning or in-context learning, SDevice configuration—selecting and parameterizing models such as mobility, recombination, and bandgap narrowing—remains unaddressed due to its high expertise requirements.</w:t>
+        <w:t xml:space="preserve">TCAD simulation consists of SDE for device geometry and </w:t>
+      </w:r>
+      <w:proofErr w:type="spellStart"/>
+      <w:r>
+        <w:t>SDevice</w:t>
+      </w:r>
+      <w:proofErr w:type="spellEnd"/>
+      <w:r>
+        <w:t xml:space="preserve"> for physics models and solver settings. While LLMs have been applied to SDE code generation through fine-tuning or in-context learning, </w:t>
+      </w:r>
+      <w:proofErr w:type="spellStart"/>
+      <w:r>
+        <w:t>SDevice</w:t>
+      </w:r>
+      <w:proofErr w:type="spellEnd"/>
+      <w:r>
+        <w:t xml:space="preserve"> configuration—selecting and parameterizing models such as mobility, recombination, and bandgap narrowing—remains unaddressed due to its high expertise requirements.</w:t>
       </w:r>
     </w:p>
     <w:p>
@@ -337,8 +417,21 @@
       <w:pPr>
         <w:pStyle w:val="a3"/>
       </w:pPr>
-      <w:r>
-        <w:t>PhysAgent combines a TCAD physics ontology and literature-driven domain knowledge to guide LLM-based SDevice file generation (Fig. 1).</w:t>
+      <w:proofErr w:type="spellStart"/>
+      <w:r>
+        <w:t>PhysAgent</w:t>
+      </w:r>
+      <w:proofErr w:type="spellEnd"/>
+      <w:r>
+        <w:t xml:space="preserve"> combines a TCAD physics ontology and literature-driven domain knowledge to guide LLM-based </w:t>
+      </w:r>
+      <w:proofErr w:type="spellStart"/>
+      <w:r>
+        <w:t>SDevice</w:t>
+      </w:r>
+      <w:proofErr w:type="spellEnd"/>
+      <w:r>
+        <w:t xml:space="preserve"> file generation (Fig. 1).</w:t>
       </w:r>
     </w:p>
     <w:p>
@@ -354,7 +447,23 @@
         <w:pStyle w:val="a3"/>
       </w:pPr>
       <w:r>
-        <w:t>We construct a directed graph from the Sentaurus TCAD guide with three node types (equation, parameter, constant) and three edge types (input, specialCase, pairwise), capturing inter-model dependencies such as bandgap narrowing affecting intrinsic carrier density and recombination rates (Fig. 2). Table I summarizes the ontology components.</w:t>
+        <w:t xml:space="preserve">We construct a directed graph from the </w:t>
+      </w:r>
+      <w:proofErr w:type="spellStart"/>
+      <w:r>
+        <w:t>Sentaurus</w:t>
+      </w:r>
+      <w:proofErr w:type="spellEnd"/>
+      <w:r>
+        <w:t xml:space="preserve"> TCAD guide with three node types (equation, parameter, constant) and three edge types (input, </w:t>
+      </w:r>
+      <w:proofErr w:type="spellStart"/>
+      <w:r>
+        <w:t>specialCase</w:t>
+      </w:r>
+      <w:proofErr w:type="spellEnd"/>
+      <w:r>
+        <w:t>, pairwise), capturing inter-model dependencies such as bandgap narrowing affecting intrinsic carrier density and recombination rates (Fig. 2). Table I summarizes the ontology components.</w:t>
       </w:r>
     </w:p>
     <w:p>
@@ -370,7 +479,31 @@
         <w:pStyle w:val="a3"/>
       </w:pPr>
       <w:r>
-        <w:t>The ontology captures model structure but not material-specific expertise. PhysAgent supplements it with literature-driven knowledge—validated model combinations and calibrated parameters for specific materials (e.g., SiC, GaN).</w:t>
+        <w:t xml:space="preserve">The ontology captures model structure but not material-specific expertise. </w:t>
+      </w:r>
+      <w:proofErr w:type="spellStart"/>
+      <w:r>
+        <w:t>PhysAgent</w:t>
+      </w:r>
+      <w:proofErr w:type="spellEnd"/>
+      <w:r>
+        <w:t xml:space="preserve"> supplements it with literature-driven knowledge—validated model combinations and calibrated parameters for specific materials (e.g., </w:t>
+      </w:r>
+      <w:proofErr w:type="spellStart"/>
+      <w:r>
+        <w:t>SiC</w:t>
+      </w:r>
+      <w:proofErr w:type="spellEnd"/>
+      <w:r>
+        <w:t xml:space="preserve">, </w:t>
+      </w:r>
+      <w:proofErr w:type="spellStart"/>
+      <w:r>
+        <w:t>GaN</w:t>
+      </w:r>
+      <w:proofErr w:type="spellEnd"/>
+      <w:r>
+        <w:t>).</w:t>
       </w:r>
     </w:p>
     <w:p>
@@ -386,7 +519,23 @@
         <w:pStyle w:val="a3"/>
       </w:pPr>
       <w:r>
-        <w:t>Given a target device and material, PhysAgent extracts a relevant ontology subgraph, combines it with literature knowledge, and provides this as structured context to the LLM, producing physically justified SDevice configurations.</w:t>
+        <w:t xml:space="preserve">Given a target device and material, </w:t>
+      </w:r>
+      <w:proofErr w:type="spellStart"/>
+      <w:r>
+        <w:t>PhysAgent</w:t>
+      </w:r>
+      <w:proofErr w:type="spellEnd"/>
+      <w:r>
+        <w:t xml:space="preserve"> extracts a relevant ontology subgraph, combines it with literature knowledge, and provides this as structured context to the LLM, producing physically justified </w:t>
+      </w:r>
+      <w:proofErr w:type="spellStart"/>
+      <w:r>
+        <w:t>SDevice</w:t>
+      </w:r>
+      <w:proofErr w:type="spellEnd"/>
+      <w:r>
+        <w:t xml:space="preserve"> configurations.</w:t>
       </w:r>
     </w:p>
     <w:p>
@@ -402,7 +551,23 @@
         <w:pStyle w:val="a3"/>
       </w:pPr>
       <w:r>
-        <w:t>Unlike SFT-based approaches requiring retraining for new models or materials, PhysAgent uses a directional synchronization workflow (Fig. 3) with three artifact layers—Spec, Plan, and Impl—where changes propagate automatically from the source of truth while reverse modifications require explicit approval, ensuring incremental expansion without retraining.</w:t>
+        <w:t xml:space="preserve">Unlike SFT-based approaches requiring retraining for new models or materials, </w:t>
+      </w:r>
+      <w:proofErr w:type="spellStart"/>
+      <w:r>
+        <w:t>PhysAgent</w:t>
+      </w:r>
+      <w:proofErr w:type="spellEnd"/>
+      <w:r>
+        <w:t xml:space="preserve"> uses a directional synchronization workflow (Fig. 3) with three artifact layers—Spec, Plan, and </w:t>
+      </w:r>
+      <w:proofErr w:type="spellStart"/>
+      <w:r>
+        <w:t>Impl</w:t>
+      </w:r>
+      <w:proofErr w:type="spellEnd"/>
+      <w:r>
+        <w:t>—where changes propagate automatically from the source of truth while reverse modifications require explicit approval, ensuring incremental expansion without retraining.</w:t>
       </w:r>
     </w:p>
     <w:p>
@@ -432,81 +597,9 @@
     <w:p>
       <w:pPr>
         <w:pStyle w:val="a3"/>
-      </w:pPr>
-      <w:r>
-        <w:t>We presented PhysAgent, which generates physically grounded SDevice files by combining a TCAD guide-based ontology with literature-driven domain knowledge, enabling general-purpose LLMs to support expert-level TCAD modeling without synthetic training data.</w:t>
-      </w:r>
-    </w:p>
-    <w:p>
-      <w:pPr>
-        <w:pStyle w:val="5"/>
         <w:rPr>
-          <w:rFonts w:eastAsiaTheme="minorEastAsia"/>
-          <w:lang w:eastAsia="ja-JP"/>
-        </w:rPr>
-      </w:pPr>
-      <w:r>
-        <w:t>References</w:t>
-      </w:r>
-    </w:p>
-    <w:p>
-      <w:pPr>
-        <w:pStyle w:val="references"/>
-      </w:pPr>
-      <w:r>
-        <w:t>[1] Z. Ji et al., “Toward reliability- and variability-aware design-technology co-optimization at advanced nodes,” IEEE Trans. Electron Devices, vol. 71, no. 1, pp. 138–150, 2024.</w:t>
-      </w:r>
-    </w:p>
-    <w:p>
-      <w:pPr>
-        <w:pStyle w:val="references"/>
-      </w:pPr>
-      <w:r>
-        <w:t>[2] Synopsys, “Sentaurus TCAD,” 2025. [Online]. Available: https://www.synopsys.com/manufacturing/tcad.html</w:t>
-      </w:r>
-    </w:p>
-    <w:p>
-      <w:pPr>
-        <w:pStyle w:val="references"/>
-      </w:pPr>
-      <w:r>
-        <w:t>[3] L. M. L. Nguyen, A. Lu, and H. Y. Wong, “TCAD structure input file generation using large language model,” in Proc. SISPAD, 2024, pp. 1–4.</w:t>
-      </w:r>
-    </w:p>
-    <w:p>
-      <w:pPr>
-        <w:pStyle w:val="references"/>
-      </w:pPr>
-      <w:r>
-        <w:lastRenderedPageBreak/>
-        <w:t>[4] Z. Zhang, S. Nassif, and M. Tahoori, “ChatTCAD: Leveraging large language models for automated TCAD simulation file generation,” in Proc. ISVLSI, 2025, pp. 1–6.</w:t>
-      </w:r>
-    </w:p>
-    <w:p>
-      <w:pPr>
-        <w:pStyle w:val="references"/>
-      </w:pPr>
-      <w:r>
-        <w:t>[5] J. Dou et al., “MALTS: A multi-agent large language model-based layout-to-TCAD structure synthesizer,” in Proc. ISEDA, 2025, pp. 795–800.</w:t>
-      </w:r>
-    </w:p>
-    <w:p>
-      <w:pPr>
-        <w:pStyle w:val="references"/>
-      </w:pPr>
-      <w:r>
-        <w:t>[6] G. Fan et al., “AgenticTCAD: A LLM-based multi-agent framework for automated TCAD code generation and device optimization,” arXiv:2512.23742, 2026.</w:t>
-      </w:r>
-    </w:p>
-    <w:p>
-      <w:pPr>
-        <w:jc w:val="start"/>
-        <w:rPr>
-          <w:rFonts w:eastAsiaTheme="minorEastAsia"/>
-          <w:b/>
-          <w:color w:val="FF0000"/>
-          <w:spacing w:val="-1"/>
-          <w:lang w:val="x-none" w:eastAsia="ja-JP"/>
+          <w:rFonts w:eastAsia="맑은 고딕" w:hint="eastAsia"/>
+          <w:lang w:eastAsia="ko-KR"/>
         </w:rPr>
         <w:sectPr>
           <w:type w:val="continuous"/>
@@ -516,24 +609,133 @@
           <w:docGrid w:linePitch="360"/>
         </w:sectPr>
       </w:pPr>
-    </w:p>
-    <w:p>
-      <w:pPr>
+      <w:r>
+        <w:t xml:space="preserve">We presented </w:t>
+      </w:r>
+      <w:proofErr w:type="spellStart"/>
+      <w:r>
+        <w:t>PhysAgent</w:t>
+      </w:r>
+      <w:proofErr w:type="spellEnd"/>
+      <w:r>
+        <w:t xml:space="preserve">, which generates physically grounded </w:t>
+      </w:r>
+      <w:proofErr w:type="spellStart"/>
+      <w:r>
+        <w:t>SDevice</w:t>
+      </w:r>
+      <w:proofErr w:type="spellEnd"/>
+      <w:r>
+        <w:t xml:space="preserve"> files by combining a TCAD guide-based ontology with literature-driven domain knowledge, enabling general-purpose LLMs to support expert-level TCAD modeling without synthetic training data.</w:t>
+      </w:r>
+    </w:p>
+    <w:p>
+      <w:pPr>
+        <w:pStyle w:val="5"/>
         <w:rPr>
-          <w:lang w:val="x-none"/>
+          <w:rFonts w:eastAsia="맑은 고딕"/>
+          <w:lang w:val="x-none" w:eastAsia="ko-KR"/>
         </w:rPr>
       </w:pPr>
     </w:p>
     <w:p>
       <w:pPr>
-        <w:jc w:val="both"/>
-      </w:pPr>
+        <w:pStyle w:val="5"/>
+        <w:rPr>
+          <w:rFonts w:eastAsia="맑은 고딕"/>
+          <w:lang w:eastAsia="ko-KR"/>
+        </w:rPr>
+      </w:pPr>
+    </w:p>
+    <w:p>
+      <w:pPr>
+        <w:pStyle w:val="5"/>
+        <w:rPr>
+          <w:rFonts w:eastAsia="맑은 고딕"/>
+          <w:lang w:eastAsia="ko-KR"/>
+        </w:rPr>
+      </w:pPr>
+    </w:p>
+    <w:p>
+      <w:pPr>
+        <w:pStyle w:val="5"/>
+        <w:rPr>
+          <w:rFonts w:eastAsia="맑은 고딕"/>
+          <w:lang w:eastAsia="ko-KR"/>
+        </w:rPr>
+      </w:pPr>
+    </w:p>
+    <w:p>
+      <w:pPr>
+        <w:pStyle w:val="5"/>
+        <w:rPr>
+          <w:rFonts w:eastAsia="맑은 고딕" w:hint="eastAsia"/>
+          <w:lang w:eastAsia="ko-KR"/>
+        </w:rPr>
+      </w:pPr>
+    </w:p>
+    <w:p>
+      <w:pPr>
+        <w:pStyle w:val="5"/>
+      </w:pPr>
+      <w:r>
+        <w:t>References</w:t>
+      </w:r>
+    </w:p>
+    <w:p>
+      <w:pPr>
+        <w:pStyle w:val="references"/>
+      </w:pPr>
+      <w:r>
+        <w:t>[1] Z. Ji et al., “Toward reliability- and variability-aware design-technology co-optimization at advanced nodes,” IEEE Trans. Electron Devices, vol. 71, no. 1, pp. 138–150, 2024.</w:t>
+      </w:r>
+    </w:p>
+    <w:p>
+      <w:pPr>
+        <w:pStyle w:val="references"/>
+      </w:pPr>
+      <w:r>
+        <w:t>[2] Synopsys, “Sentaurus TCAD,” 2025.</w:t>
+      </w:r>
+    </w:p>
+    <w:p>
+      <w:pPr>
+        <w:pStyle w:val="references"/>
+      </w:pPr>
+      <w:r>
+        <w:t>[3] L. M. L. Nguyen et al., “TCAD structure input file generation using large language model,” in Proc. SISPAD, 2024, pp. 1–4.</w:t>
+      </w:r>
+    </w:p>
+    <w:p>
+      <w:pPr>
+        <w:pStyle w:val="references"/>
+      </w:pPr>
+      <w:r>
+        <w:lastRenderedPageBreak/>
+        <w:t>[4] Z. Zhang et al., “ChatTCAD: Leveraging large language models for automated TCAD simulation file generation,” in Proc. ISVLSI, 2025, pp. 1–6.</w:t>
+      </w:r>
+    </w:p>
+    <w:p>
+      <w:pPr>
+        <w:pStyle w:val="references"/>
+      </w:pPr>
+      <w:r>
+        <w:t>[5] J. Dou et al., “MALTS: A multi-agent large language model-based layout-to-TCAD structure synthesizer,” in Proc. ISEDA, 2025, pp. 795–800.</w:t>
+      </w:r>
+    </w:p>
+    <w:p>
+      <w:pPr>
+        <w:pStyle w:val="references"/>
+      </w:pPr>
+      <w:r>
+        <w:t>[6] G. Fan et al., “AgenticTCAD: A LLM-based multi-agent framework for automated TCAD code generation and device optimization,” arXiv:2512.23742, 2026.</w:t>
+      </w:r>
     </w:p>
     <w:sectPr>
       <w:type w:val="continuous"/>
       <w:pgSz w:w="595.30pt" w:h="841.90pt" w:code="9"/>
       <w:pgMar w:top="54pt" w:right="44.65pt" w:bottom="72pt" w:left="44.65pt" w:header="36pt" w:footer="36pt" w:gutter="0pt"/>
-      <w:cols w:space="36pt"/>
+      <w:cols w:num="2" w:space="18pt"/>
       <w:docGrid w:linePitch="360"/>
     </w:sectPr>
   </w:body>
